--- a/data/revised_2026-10_full/tracked/v2/Chemistry/SS2.1_Introduction_to_Salts/Chemistry_Introduction_to_Salts_FinalExplanation_TRACKED.docx
+++ b/data/revised_2026-10_full/tracked/v2/Chemistry/SS2.1_Introduction_to_Salts/Chemistry_Introduction_to_Salts_FinalExplanation_TRACKED.docx
@@ -436,7 +436,7 @@
               </w:rPr>
               <w:t xml:space="preserve">This is your Final Explanation for the unit. Use everything you learned in Lessons 1 to 8 to answer the driving question: Why did the fertiliser granules get wet and clump together overnight, the washing soda crystals shrink and form a white crust, but the table salt stay completely the same, and what does understanding salts tell us about how to prepare and use them safely in Kenya? Write your answers in the space under each prompt. Use evidence from the experiments you did, such as the solubility test, the preparation of salts and the watch-glass experiment. Write chemical formulae and balanced equations with state symbols where asked. Write in full sentences and use the scientific words you learned. Link each answer back to the storeroom and laboratory phenomenon.</w:t>
             </w:r>
-            <w:ins w:id="9001" w:author="Claude (AI) - proposed" w:date="2026-10-15T03:01:17Z">
+            <w:ins w:id="9001" w:author="Claude (AI) - proposed" w:date="2026-10-18T00:26:58Z">
               <w:r>
                 <w:rPr>
                   <w:rFonts w:ascii="Arial" w:cs="Arial" w:eastAsia="Arial" w:hAnsi="Arial"/>
@@ -1369,7 +1369,7 @@
               <w:spacing w:after="40" w:before="0"/>
               <w:jc w:val="left"/>
             </w:pPr>
-            <w:ins w:id="9002" w:author="Claude (AI) - proposed" w:date="2026-10-15T03:01:17Z">
+            <w:ins w:id="9002" w:author="Claude (AI) - proposed" w:date="2026-10-18T00:26:58Z">
               <w:r>
                 <w:rPr>
                   <w:rFonts w:ascii="Arial" w:cs="Arial" w:eastAsia="Arial" w:hAnsi="Arial"/>
@@ -1397,7 +1397,7 @@
               </w:rPr>
               <w:t xml:space="preserve">All definitions, the four salt types with correct examples and the solubility rules </w:t>
             </w:r>
-            <w:ins w:id="9003" w:author="Claude (AI) - proposed" w:date="2026-10-15T03:01:17Z">
+            <w:ins w:id="9003" w:author="Claude (AI) - proposed" w:date="2026-10-18T00:26:58Z">
               <w:r>
                 <w:rPr>
                   <w:rFonts w:ascii="Arial" w:cs="Arial" w:eastAsia="Arial" w:hAnsi="Arial"/>
@@ -1445,7 +1445,7 @@
               <w:spacing w:after="40" w:before="0"/>
               <w:jc w:val="left"/>
             </w:pPr>
-            <w:ins w:id="9004" w:author="Claude (AI) - proposed" w:date="2026-10-15T03:01:17Z">
+            <w:ins w:id="9004" w:author="Claude (AI) - proposed" w:date="2026-10-18T00:26:58Z">
               <w:r>
                 <w:rPr>
                   <w:rFonts w:ascii="Arial" w:cs="Arial" w:eastAsia="Arial" w:hAnsi="Arial"/>
@@ -1493,7 +1493,7 @@
               <w:spacing w:after="40" w:before="0"/>
               <w:jc w:val="left"/>
             </w:pPr>
-            <w:ins w:id="9005" w:author="Claude (AI) - proposed" w:date="2026-10-15T03:01:17Z">
+            <w:ins w:id="9005" w:author="Claude (AI) - proposed" w:date="2026-10-18T00:26:58Z">
               <w:r>
                 <w:rPr>
                   <w:rFonts w:ascii="Arial" w:cs="Arial" w:eastAsia="Arial" w:hAnsi="Arial"/>
@@ -1576,7 +1576,7 @@
               <w:spacing w:after="40" w:before="0"/>
               <w:jc w:val="left"/>
             </w:pPr>
-            <w:ins w:id="9006" w:author="Claude (AI) - proposed" w:date="2026-10-15T03:01:17Z">
+            <w:ins w:id="9006" w:author="Claude (AI) - proposed" w:date="2026-10-18T00:26:58Z">
               <w:r>
                 <w:rPr>
                   <w:rFonts w:ascii="Arial" w:cs="Arial" w:eastAsia="Arial" w:hAnsi="Arial"/>
@@ -1624,7 +1624,7 @@
               <w:spacing w:after="40" w:before="0"/>
               <w:jc w:val="left"/>
             </w:pPr>
-            <w:ins w:id="9007" w:author="Claude (AI) - proposed" w:date="2026-10-15T03:01:17Z">
+            <w:ins w:id="9007" w:author="Claude (AI) - proposed" w:date="2026-10-18T00:26:58Z">
               <w:r>
                 <w:rPr>
                   <w:rFonts w:ascii="Arial" w:cs="Arial" w:eastAsia="Arial" w:hAnsi="Arial"/>
@@ -1672,7 +1672,7 @@
               <w:spacing w:after="40" w:before="0"/>
               <w:jc w:val="left"/>
             </w:pPr>
-            <w:ins w:id="9008" w:author="Claude (AI) - proposed" w:date="2026-10-15T03:01:17Z">
+            <w:ins w:id="9008" w:author="Claude (AI) - proposed" w:date="2026-10-18T00:26:58Z">
               <w:r>
                 <w:rPr>
                   <w:rFonts w:ascii="Arial" w:cs="Arial" w:eastAsia="Arial" w:hAnsi="Arial"/>
@@ -1755,7 +1755,7 @@
               <w:spacing w:after="40" w:before="0"/>
               <w:jc w:val="left"/>
             </w:pPr>
-            <w:ins w:id="9009" w:author="Claude (AI) - proposed" w:date="2026-10-15T03:01:17Z">
+            <w:ins w:id="9009" w:author="Claude (AI) - proposed" w:date="2026-10-18T00:26:58Z">
               <w:r>
                 <w:rPr>
                   <w:rFonts w:ascii="Arial" w:cs="Arial" w:eastAsia="Arial" w:hAnsi="Arial"/>
@@ -1783,7 +1783,7 @@
               </w:rPr>
               <w:t xml:space="preserve">Correctly explains all three substances using deliquescent, efflorescent and stable behaviour, with evidence from the watch-glass experiment and the washing soda equation</w:t>
             </w:r>
-            <w:ins w:id="9010" w:author="Claude (AI) - proposed" w:date="2026-10-15T03:01:17Z">
+            <w:ins w:id="9010" w:author="Claude (AI) - proposed" w:date="2026-10-18T00:26:58Z">
               <w:r>
                 <w:rPr>
                   <w:rFonts w:ascii="Arial" w:cs="Arial" w:eastAsia="Arial" w:hAnsi="Arial"/>
@@ -1831,7 +1831,7 @@
               <w:spacing w:after="40" w:before="0"/>
               <w:jc w:val="left"/>
             </w:pPr>
-            <w:del w:id="9011" w:author="Claude (AI) - proposed" w:date="2026-10-15T03:01:17Z">
+            <w:del w:id="9011" w:author="Claude (AI) - proposed" w:date="2026-10-18T00:26:58Z">
               <w:r>
                 <w:rPr>
                   <w:rFonts w:ascii="Arial" w:cs="Arial" w:eastAsia="Arial" w:hAnsi="Arial"/>
@@ -1846,7 +1846,7 @@
                 <w:delText xml:space="preserve">Explains two or</w:delText>
               </w:r>
             </w:del>
-            <w:ins w:id="9012" w:author="Claude (AI) - proposed" w:date="2026-10-15T03:01:17Z">
+            <w:ins w:id="9012" w:author="Claude (AI) - proposed" w:date="2026-10-18T00:26:58Z">
               <w:r>
                 <w:rPr>
                   <w:rFonts w:ascii="Arial" w:cs="Arial" w:eastAsia="Arial" w:hAnsi="Arial"/>
@@ -1874,7 +1874,7 @@
               </w:rPr>
               <w:t xml:space="preserve"> three substances correctly </w:t>
             </w:r>
-            <w:del w:id="9013" w:author="Claude (AI) - proposed" w:date="2026-10-15T03:01:17Z">
+            <w:del w:id="9013" w:author="Claude (AI) - proposed" w:date="2026-10-18T00:26:58Z">
               <w:r>
                 <w:rPr>
                   <w:rFonts w:ascii="Arial" w:cs="Arial" w:eastAsia="Arial" w:hAnsi="Arial"/>
@@ -1889,7 +1889,7 @@
                 <w:delText xml:space="preserve">but gives limited evidence or reasoning</w:delText>
               </w:r>
             </w:del>
-            <w:ins w:id="9014" w:author="Claude (AI) - proposed" w:date="2026-10-15T03:01:17Z">
+            <w:ins w:id="9014" w:author="Claude (AI) - proposed" w:date="2026-10-18T00:26:58Z">
               <w:r>
                 <w:rPr>
                   <w:rFonts w:ascii="Arial" w:cs="Arial" w:eastAsia="Arial" w:hAnsi="Arial"/>
@@ -1937,7 +1937,7 @@
               <w:spacing w:after="40" w:before="0"/>
               <w:jc w:val="left"/>
             </w:pPr>
-            <w:del w:id="9015" w:author="Claude (AI) - proposed" w:date="2026-10-15T03:01:17Z">
+            <w:del w:id="9015" w:author="Claude (AI) - proposed" w:date="2026-10-18T00:26:58Z">
               <w:r>
                 <w:rPr>
                   <w:rFonts w:ascii="Arial" w:cs="Arial" w:eastAsia="Arial" w:hAnsi="Arial"/>
@@ -1952,7 +1952,7 @@
                 <w:delText xml:space="preserve">Gives</w:delText>
               </w:r>
             </w:del>
-            <w:ins w:id="9016" w:author="Claude (AI) - proposed" w:date="2026-10-15T03:01:17Z">
+            <w:ins w:id="9016" w:author="Claude (AI) - proposed" w:date="2026-10-18T00:26:58Z">
               <w:r>
                 <w:rPr>
                   <w:rFonts w:ascii="Arial" w:cs="Arial" w:eastAsia="Arial" w:hAnsi="Arial"/>
@@ -2035,7 +2035,7 @@
               <w:spacing w:after="40" w:before="0"/>
               <w:jc w:val="left"/>
             </w:pPr>
-            <w:ins w:id="9017" w:author="Claude (AI) - proposed" w:date="2026-10-15T03:01:17Z">
+            <w:ins w:id="9017" w:author="Claude (AI) - proposed" w:date="2026-10-18T00:26:58Z">
               <w:r>
                 <w:rPr>
                   <w:rFonts w:ascii="Arial" w:cs="Arial" w:eastAsia="Arial" w:hAnsi="Arial"/>
@@ -2083,7 +2083,7 @@
               <w:spacing w:after="40" w:before="0"/>
               <w:jc w:val="left"/>
             </w:pPr>
-            <w:ins w:id="9018" w:author="Claude (AI) - proposed" w:date="2026-10-15T03:01:17Z">
+            <w:ins w:id="9018" w:author="Claude (AI) - proposed" w:date="2026-10-18T00:26:58Z">
               <w:r>
                 <w:rPr>
                   <w:rFonts w:ascii="Arial" w:cs="Arial" w:eastAsia="Arial" w:hAnsi="Arial"/>
@@ -2131,7 +2131,7 @@
               <w:spacing w:after="40" w:before="0"/>
               <w:jc w:val="left"/>
             </w:pPr>
-            <w:ins w:id="9019" w:author="Claude (AI) - proposed" w:date="2026-10-15T03:01:17Z">
+            <w:ins w:id="9019" w:author="Claude (AI) - proposed" w:date="2026-10-18T00:26:58Z">
               <w:r>
                 <w:rPr>
                   <w:rFonts w:ascii="Arial" w:cs="Arial" w:eastAsia="Arial" w:hAnsi="Arial"/>
@@ -2214,7 +2214,7 @@
               <w:spacing w:after="40" w:before="0"/>
               <w:jc w:val="left"/>
             </w:pPr>
-            <w:ins w:id="9020" w:author="Claude (AI) - proposed" w:date="2026-10-15T03:01:17Z">
+            <w:ins w:id="9020" w:author="Claude (AI) - proposed" w:date="2026-10-18T00:26:58Z">
               <w:r>
                 <w:rPr>
                   <w:rFonts w:ascii="Arial" w:cs="Arial" w:eastAsia="Arial" w:hAnsi="Arial"/>
@@ -2242,7 +2242,7 @@
               </w:rPr>
               <w:t xml:space="preserve">Cites evidence from the lessons, uses scientific vocabulary correctly and writes clearly in full sentences</w:t>
             </w:r>
-            <w:ins w:id="9021" w:author="Claude (AI) - proposed" w:date="2026-10-15T03:01:17Z">
+            <w:ins w:id="9021" w:author="Claude (AI) - proposed" w:date="2026-10-18T00:26:58Z">
               <w:r>
                 <w:rPr>
                   <w:rFonts w:ascii="Arial" w:cs="Arial" w:eastAsia="Arial" w:hAnsi="Arial"/>
@@ -2290,7 +2290,7 @@
               <w:spacing w:after="40" w:before="0"/>
               <w:jc w:val="left"/>
             </w:pPr>
-            <w:ins w:id="9022" w:author="Claude (AI) - proposed" w:date="2026-10-15T03:01:17Z">
+            <w:ins w:id="9022" w:author="Claude (AI) - proposed" w:date="2026-10-18T00:26:58Z">
               <w:r>
                 <w:rPr>
                   <w:rFonts w:ascii="Arial" w:cs="Arial" w:eastAsia="Arial" w:hAnsi="Arial"/>
@@ -2338,7 +2338,7 @@
               <w:spacing w:after="40" w:before="0"/>
               <w:jc w:val="left"/>
             </w:pPr>
-            <w:ins w:id="9023" w:author="Claude (AI) - proposed" w:date="2026-10-15T03:01:17Z">
+            <w:ins w:id="9023" w:author="Claude (AI) - proposed" w:date="2026-10-18T00:26:58Z">
               <w:r>
                 <w:rPr>
                   <w:rFonts w:ascii="Arial" w:cs="Arial" w:eastAsia="Arial" w:hAnsi="Arial"/>
@@ -2488,7 +2488,7 @@
         </w:rPr>
         <w:t xml:space="preserve">© 2026 SeaVuria and ARES. This work is licensed under a </w:t>
       </w:r>
-      <w:hyperlink w:history="1" r:id="rId2vzp4wubok0qwbix5ifhy">
+      <w:hyperlink w:history="1" r:id="rIdb4ke0yxrvlmj2h-ie2je3">
         <w:r>
           <w:rPr>
             <w:rFonts w:ascii="Arial" w:cs="Arial" w:eastAsia="Arial" w:hAnsi="Arial"/>
@@ -2508,7 +2508,7 @@
         </w:rPr>
         <w:t xml:space="preserve"> (</w:t>
       </w:r>
-      <w:hyperlink w:history="1" r:id="rId6im_98p2wbyaonxnj_bck">
+      <w:hyperlink w:history="1" r:id="rIdjaxstfcs2olsxj48uef6x">
         <w:r>
           <w:rPr>
             <w:rFonts w:ascii="Arial" w:cs="Arial" w:eastAsia="Arial" w:hAnsi="Arial"/>
@@ -2528,7 +2528,7 @@
         </w:rPr>
         <w:t xml:space="preserve">). To view a copy of this license, visit </w:t>
       </w:r>
-      <w:hyperlink w:history="1" r:id="rIdcunzcwq05u90vp2ojtitn">
+      <w:hyperlink w:history="1" r:id="rIdevkleci2m4pie25_02x4p">
         <w:r>
           <w:rPr>
             <w:rFonts w:ascii="Arial" w:cs="Arial" w:eastAsia="Arial" w:hAnsi="Arial"/>
